--- a/01_THESIS/Chapter 2/Chapter 2 - Review of Related Literature and Studies.docx
+++ b/01_THESIS/Chapter 2/Chapter 2 - Review of Related Literature and Studies.docx
@@ -43,29 +43,21 @@
           <w:szCs w:val="24"/>
         </w:rPr>
         <w:tab/>
-      </w:r>
-      <w:r>
-        <w:rPr>
-          <w:sz w:val="24"/>
-          <w:szCs w:val="24"/>
-        </w:rPr>
         <w:t xml:space="preserve">This chapter presents the related literature and studies gathered by the researchers to establish the research foundation for </w:t>
       </w:r>
-      <w:proofErr w:type="spellStart"/>
-      <w:r>
-        <w:rPr>
-          <w:sz w:val="24"/>
-          <w:szCs w:val="24"/>
-        </w:rPr>
-        <w:t>ACTSight</w:t>
-      </w:r>
-      <w:proofErr w:type="spellEnd"/>
-      <w:r>
-        <w:rPr>
-          <w:sz w:val="24"/>
-          <w:szCs w:val="24"/>
-        </w:rPr>
-        <w:t>: An OCR-Based Automated Assessment and Agentic Console for Quiz Automation, AI-Assisted Learning Plan Generation, and Student Retention Analytics. The materials reviewed are organized into foreign and local literature, followed by foreign and local studies, drawn from peer-reviewed journals, conference proceedings, and institutional publications relevant to optical character recognition (OCR)-based assessment, agentic and generative artificial intelligence in instructional planning, and academic retention analytics</w:t>
+      <w:r>
+        <w:rPr>
+          <w:sz w:val="24"/>
+          <w:szCs w:val="24"/>
+        </w:rPr>
+        <w:t>AGORA - Agent Generator and OCR-based Recognition Assistant for Quiz Automation, AI-Assisted Learning Plan Generation, and Student Retention Analytics</w:t>
+      </w:r>
+      <w:r>
+        <w:rPr>
+          <w:sz w:val="24"/>
+          <w:szCs w:val="24"/>
+        </w:rPr>
+        <w:t>. The materials reviewed are organized into foreign and local literature, followed by foreign and local studies, drawn from peer-reviewed journals, conference proceedings, and institutional publications relevant to optical character recognition (OCR)-based assessment, agentic and generative artificial intelligence in instructional planning, and academic retention analytics</w:t>
       </w:r>
       <w:r>
         <w:rPr>
@@ -101,23 +93,15 @@
           <w:szCs w:val="24"/>
         </w:rPr>
         <w:tab/>
-      </w:r>
-      <w:r>
-        <w:rPr>
-          <w:sz w:val="24"/>
-          <w:szCs w:val="24"/>
-        </w:rPr>
         <w:t xml:space="preserve">Foreign literature relevant to </w:t>
       </w:r>
-      <w:proofErr w:type="spellStart"/>
-      <w:r>
-        <w:rPr>
-          <w:sz w:val="24"/>
-          <w:szCs w:val="24"/>
-        </w:rPr>
-        <w:t>ACTSight</w:t>
-      </w:r>
-      <w:proofErr w:type="spellEnd"/>
+      <w:r>
+        <w:rPr>
+          <w:sz w:val="24"/>
+          <w:szCs w:val="24"/>
+        </w:rPr>
+        <w:t>AGORA</w:t>
+      </w:r>
       <w:r>
         <w:rPr>
           <w:sz w:val="24"/>
@@ -137,12 +121,6 @@
           <w:szCs w:val="24"/>
         </w:rPr>
         <w:tab/>
-      </w:r>
-      <w:r>
-        <w:rPr>
-          <w:sz w:val="24"/>
-          <w:szCs w:val="24"/>
-        </w:rPr>
         <w:t xml:space="preserve">On automated grading, several recent reviews describe how optical character recognition (OCR) and natural language processing (NLP) are being combined to check handwritten responses. </w:t>
       </w:r>
       <w:proofErr w:type="spellStart"/>
@@ -185,21 +163,19 @@
         </w:rPr>
         <w:t xml:space="preserve"> et al. (2025) reviewed a comparable set of approaches for automating answer-sheet evaluation using OCR together with NLP and large language models, discussing both the strengths and the limitations reported for this combination. Mishra and Kumar (2026) described an intelligent answer-sheet evaluation system that applies artificial intelligence across the assessment workflow, from digitization to scoring. Collectively, these reviews support the general approach of pairing OCR-based digitization with automated scoring, which is reflected in </w:t>
       </w:r>
-      <w:proofErr w:type="spellStart"/>
-      <w:r>
-        <w:rPr>
-          <w:sz w:val="24"/>
-          <w:szCs w:val="24"/>
-        </w:rPr>
-        <w:t>ACTSight's</w:t>
-      </w:r>
-      <w:proofErr w:type="spellEnd"/>
-      <w:r>
-        <w:rPr>
-          <w:sz w:val="24"/>
-          <w:szCs w:val="24"/>
-        </w:rPr>
-        <w:t xml:space="preserve"> Hybrid Assessment Ingestion and Automated Evaluation component, while also indicating that OCR accuracy remains an active technical concern for this class of system.</w:t>
+      <w:r>
+        <w:rPr>
+          <w:sz w:val="24"/>
+          <w:szCs w:val="24"/>
+        </w:rPr>
+        <w:t>AGORA</w:t>
+      </w:r>
+      <w:r>
+        <w:rPr>
+          <w:sz w:val="24"/>
+          <w:szCs w:val="24"/>
+        </w:rPr>
+        <w:t>'s Hybrid Assessment Ingestion and Automated Evaluation component, while also indicating that OCR accuracy remains an active technical concern for this class of system.</w:t>
       </w:r>
     </w:p>
     <w:p>
@@ -213,12 +189,6 @@
           <w:szCs w:val="24"/>
         </w:rPr>
         <w:tab/>
-      </w:r>
-      <w:r>
-        <w:rPr>
-          <w:sz w:val="24"/>
-          <w:szCs w:val="24"/>
-        </w:rPr>
         <w:t xml:space="preserve">On student retention, foreign literature has examined how attendance-, performance-, and engagement-related indicators can be used to identify students who may be at risk. Jayaprakash and Mahoney (2021) demonstrated how time-based student-risk data could be tracked dynamically throughout a term at a regionally based Australian university, rather than being assessed only at the end of a semester. Rodríguez et al. (2023) reported that an early warning system paired with goal-setting interventions was associated with significantly reduced dropout rates and increased engagement among online learners, while Gonzalez-Nucamendi et al. (2023) applied visual analysis and probability adjustments to increase dropout-prediction precision while maintaining high retention precision for institutional interventions. Cardona et al. (2023) conducted a systematic review of data mining and machine </w:t>
       </w:r>
       <w:r>
@@ -261,21 +231,19 @@
         </w:rPr>
         <w:t xml:space="preserve"> et al. (2024) similarly conducted a systematic literature review of learning analytics dashboards designed for academic advisors. Together, these sources support the use of a small set of interpretable indicators, such as attendance and assessment performance, together with a dashboard-style visual display, as reflected in </w:t>
       </w:r>
-      <w:proofErr w:type="spellStart"/>
-      <w:r>
-        <w:rPr>
-          <w:sz w:val="24"/>
-          <w:szCs w:val="24"/>
-        </w:rPr>
-        <w:t>ACTSight's</w:t>
-      </w:r>
-      <w:proofErr w:type="spellEnd"/>
-      <w:r>
-        <w:rPr>
-          <w:sz w:val="24"/>
-          <w:szCs w:val="24"/>
-        </w:rPr>
-        <w:t xml:space="preserve"> Student Retention Analytics component.</w:t>
+      <w:r>
+        <w:rPr>
+          <w:sz w:val="24"/>
+          <w:szCs w:val="24"/>
+        </w:rPr>
+        <w:t>AGORA</w:t>
+      </w:r>
+      <w:r>
+        <w:rPr>
+          <w:sz w:val="24"/>
+          <w:szCs w:val="24"/>
+        </w:rPr>
+        <w:t>'s Student Retention Analytics component.</w:t>
       </w:r>
     </w:p>
     <w:p>
@@ -304,12 +272,6 @@
           <w:szCs w:val="24"/>
         </w:rPr>
         <w:tab/>
-      </w:r>
-      <w:r>
-        <w:rPr>
-          <w:sz w:val="24"/>
-          <w:szCs w:val="24"/>
-        </w:rPr>
         <w:t xml:space="preserve">Local literature on these specific topics remains comparatively limited, though two available sources directly inform the present study. </w:t>
       </w:r>
       <w:proofErr w:type="spellStart"/>
@@ -387,23 +349,15 @@
           <w:szCs w:val="24"/>
         </w:rPr>
         <w:tab/>
-      </w:r>
-      <w:r>
-        <w:rPr>
-          <w:sz w:val="24"/>
-          <w:szCs w:val="24"/>
-        </w:rPr>
         <w:t xml:space="preserve">Foreign studies relevant to </w:t>
       </w:r>
-      <w:proofErr w:type="spellStart"/>
-      <w:r>
-        <w:rPr>
-          <w:sz w:val="24"/>
-          <w:szCs w:val="24"/>
-        </w:rPr>
-        <w:t>ACTSight</w:t>
-      </w:r>
-      <w:proofErr w:type="spellEnd"/>
+      <w:r>
+        <w:rPr>
+          <w:sz w:val="24"/>
+          <w:szCs w:val="24"/>
+        </w:rPr>
+        <w:t>AGORA</w:t>
+      </w:r>
       <w:r>
         <w:rPr>
           <w:sz w:val="24"/>
@@ -483,31 +437,27 @@
         </w:rPr>
         <w:t xml:space="preserve">, a multi-agent system built on large language models specifically for generating educational lesson plans. Li and Zheng (2026) conducted a scoping review synthesizing existing literature on the implementation and impact of large language model-based pedagogical agents in education. Chan and Tanyag (2024) proposed a model for balanced institutional guidelines to support the integration of generative AI into university teaching and learning. Taken together, these studies indicate that a multi-agent or task-oriented approach to AI-assisted instructional content generation is an active research direction internationally, lending support to the general design direction of ACTS Notebook as an AI-assisted instructional planning component, while the underlying multi-agent architectures described in some of these studies remain a distinct research direction from </w:t>
       </w:r>
-      <w:proofErr w:type="spellStart"/>
-      <w:r>
-        <w:rPr>
-          <w:sz w:val="24"/>
-          <w:szCs w:val="24"/>
-        </w:rPr>
-        <w:t>ACTSight's</w:t>
-      </w:r>
-      <w:proofErr w:type="spellEnd"/>
-      <w:r>
-        <w:rPr>
-          <w:sz w:val="24"/>
-          <w:szCs w:val="24"/>
-        </w:rPr>
-        <w:t xml:space="preserve"> current, more limited technical scope and should not be read as confirming that </w:t>
-      </w:r>
-      <w:proofErr w:type="spellStart"/>
-      <w:r>
-        <w:rPr>
-          <w:sz w:val="24"/>
-          <w:szCs w:val="24"/>
-        </w:rPr>
-        <w:t>ACTSight</w:t>
-      </w:r>
-      <w:proofErr w:type="spellEnd"/>
+      <w:r>
+        <w:rPr>
+          <w:sz w:val="24"/>
+          <w:szCs w:val="24"/>
+        </w:rPr>
+        <w:t>AGORA</w:t>
+      </w:r>
+      <w:r>
+        <w:rPr>
+          <w:sz w:val="24"/>
+          <w:szCs w:val="24"/>
+        </w:rPr>
+        <w:t xml:space="preserve">'s current, more limited technical scope and should not be read as confirming that </w:t>
+      </w:r>
+      <w:r>
+        <w:rPr>
+          <w:sz w:val="24"/>
+          <w:szCs w:val="24"/>
+        </w:rPr>
+        <w:t>AGORA</w:t>
+      </w:r>
       <w:r>
         <w:rPr>
           <w:sz w:val="24"/>
@@ -550,15 +500,13 @@
         </w:rPr>
         <w:t xml:space="preserve">Local studies provide more direct precedent for specific components of </w:t>
       </w:r>
-      <w:proofErr w:type="spellStart"/>
-      <w:r>
-        <w:rPr>
-          <w:sz w:val="24"/>
-          <w:szCs w:val="24"/>
-        </w:rPr>
-        <w:t>ACTSight</w:t>
-      </w:r>
-      <w:proofErr w:type="spellEnd"/>
+      <w:r>
+        <w:rPr>
+          <w:sz w:val="24"/>
+          <w:szCs w:val="24"/>
+        </w:rPr>
+        <w:t>AGORA</w:t>
+      </w:r>
       <w:r>
         <w:rPr>
           <w:sz w:val="24"/>
@@ -590,21 +538,19 @@
         <w:lastRenderedPageBreak/>
         <w:t xml:space="preserve">design of </w:t>
       </w:r>
-      <w:proofErr w:type="spellStart"/>
-      <w:r>
-        <w:rPr>
-          <w:sz w:val="24"/>
-          <w:szCs w:val="24"/>
-        </w:rPr>
-        <w:t>ACTSight's</w:t>
-      </w:r>
-      <w:proofErr w:type="spellEnd"/>
-      <w:r>
-        <w:rPr>
-          <w:sz w:val="24"/>
-          <w:szCs w:val="24"/>
-        </w:rPr>
-        <w:t xml:space="preserve"> automated checking of objective questions, which will likewise need to account for OCR misinterpretation when detecting a student's marked response.</w:t>
+      <w:r>
+        <w:rPr>
+          <w:sz w:val="24"/>
+          <w:szCs w:val="24"/>
+        </w:rPr>
+        <w:t>AGORA</w:t>
+      </w:r>
+      <w:r>
+        <w:rPr>
+          <w:sz w:val="24"/>
+          <w:szCs w:val="24"/>
+        </w:rPr>
+        <w:t>'s automated checking of objective questions, which will likewise need to account for OCR misinterpretation when detecting a student's marked response.</w:t>
       </w:r>
       <w:r>
         <w:rPr>
